--- a/Entrega 1/Fase 1/Evidencias Individuales/Felipe Ponce/Ponce_Felipe_1.2_APT122_DiarioReflexionFase1.docx
+++ b/Entrega 1/Fase 1/Evidencias Individuales/Felipe Ponce/Ponce_Felipe_1.2_APT122_DiarioReflexionFase1.docx
@@ -2258,6 +2258,45 @@
                 <w:rtl w:val="0"/>
               </w:rPr>
               <w:t xml:space="preserve">Los Proyectos APT que ya habías diseñado como plan de trabajo en el curso anterior, ¿se relacionan con tus proyecciones profesionales actuales? ¿cuál se relaciona más? ¿Requiere ajuste?</w:t>
+            </w:r>
+            <w:r>
+              <w:rPr>
+                <w:rtl w:val="0"/>
+              </w:rPr>
+            </w:r>
+          </w:p>
+          <w:p>
+            <w:pPr>
+              <w:keepNext w:val="0"/>
+              <w:keepLines w:val="0"/>
+              <w:pageBreakBefore w:val="0"/>
+              <w:widowControl w:val="1"/>
+              <w:pBdr>
+                <w:top w:space="0" w:sz="0" w:val="nil"/>
+                <w:left w:space="0" w:sz="0" w:val="nil"/>
+                <w:bottom w:space="0" w:sz="0" w:val="nil"/>
+                <w:right w:space="0" w:sz="0" w:val="nil"/>
+                <w:between w:space="0" w:sz="0" w:val="nil"/>
+              </w:pBdr>
+              <w:shd w:fill="auto" w:val="clear"/>
+              <w:tabs>
+                <w:tab w:val="left" w:leader="none" w:pos="454"/>
+              </w:tabs>
+              <w:spacing w:after="160" w:before="0" w:line="259" w:lineRule="auto"/>
+              <w:ind w:left="720" w:right="0" w:firstLine="0"/>
+              <w:jc w:val="both"/>
+              <w:rPr>
+                <w:sz w:val="24"/>
+                <w:szCs w:val="24"/>
+              </w:rPr>
+            </w:pPr>
+            <w:r>
+              <w:rPr>
+                <w:sz w:val="24"/>
+                <w:szCs w:val="24"/>
+                <w:rtl w:val="0"/>
+              </w:rPr>
+              <w:t xml:space="preserve">Los proyectos que había diseñado anteriormente no son precisamente parecidos en cuanto a contexto o propósito pero sí coinciden en que es un sistema tipo marketplace con distintos perfiles o funciones.</w:t>
             </w:r>
             <w:r>
               <w:rPr>
